--- a/docs/Sparkline_Assistant_Handbook.docx
+++ b/docs/Sparkline_Assistant_Handbook.docx
@@ -40,7 +40,7 @@
           <w:i/>
           <w:sz w:val="19"/>
         </w:rPr>
-        <w:t>Internal use · Pilot test · 14 August 2026</w:t>
+        <w:t>Internal use · Pilot test</w:t>
       </w:r>
     </w:p>
     <w:p>
